--- a/resources/dist/mapmaker/sheets/roads-trails-and-rails-west-student-sheet-es.docx
+++ b/resources/dist/mapmaker/sheets/roads-trails-and-rails-west-student-sheet-es.docx
@@ -64,7 +64,7 @@
         </w:rPr>
         <w:t xml:space="preserve">Abre el mapa en MapMaker: </w:t>
       </w:r>
-      <w:hyperlink w:history="1" r:id="rIdouqbov-abgajv52fubvxh">
+      <w:hyperlink w:history="1" r:id="rIdvcei8wspcqkcizwy50mgw">
         <w:r>
           <w:rPr>
             <w:i/>

--- a/resources/dist/mapmaker/sheets/roads-trails-and-rails-west-student-sheet-es.docx
+++ b/resources/dist/mapmaker/sheets/roads-trails-and-rails-west-student-sheet-es.docx
@@ -64,7 +64,7 @@
         </w:rPr>
         <w:t xml:space="preserve">Abre el mapa en MapMaker: </w:t>
       </w:r>
-      <w:hyperlink w:history="1" r:id="rIdvcei8wspcqkcizwy50mgw">
+      <w:hyperlink w:history="1" r:id="rIdwjiuxwpnijiphp4cyvuay">
         <w:r>
           <w:rPr>
             <w:i/>

--- a/resources/dist/mapmaker/sheets/roads-trails-and-rails-west-student-sheet-es.docx
+++ b/resources/dist/mapmaker/sheets/roads-trails-and-rails-west-student-sheet-es.docx
@@ -64,7 +64,7 @@
         </w:rPr>
         <w:t xml:space="preserve">Abre el mapa en MapMaker: </w:t>
       </w:r>
-      <w:hyperlink w:history="1" r:id="rIdwjiuxwpnijiphp4cyvuay">
+      <w:hyperlink w:history="1" r:id="rIdyowsmnibbggvaoq5n3zuz">
         <w:r>
           <w:rPr>
             <w:i/>
@@ -800,7 +800,7 @@
       <w:pStyle w:val="Credits"/>
     </w:pPr>
     <w:r>
-      <w:t xml:space="preserve">Caminos, senderos y ferrocarriles hacia el Oeste, 0.7.0.</w:t>
+      <w:t xml:space="preserve">Caminos, senderos y ferrocarriles hacia el Oeste, 0.7.1.</w:t>
     </w:r>
   </w:p>
 </w:ftr>

--- a/resources/dist/mapmaker/sheets/roads-trails-and-rails-west-student-sheet-es.docx
+++ b/resources/dist/mapmaker/sheets/roads-trails-and-rails-west-student-sheet-es.docx
@@ -55,7 +55,7 @@
     </w:p>
     <w:p>
       <w:pPr>
-        <w:spacing w:after="40"/>
+        <w:spacing w:after="160"/>
       </w:pPr>
       <w:r>
         <w:rPr>
@@ -64,7 +64,7 @@
         </w:rPr>
         <w:t xml:space="preserve">Abre el mapa en MapMaker: </w:t>
       </w:r>
-      <w:hyperlink w:history="1" r:id="rIdyowsmnibbggvaoq5n3zuz">
+      <w:hyperlink w:history="1" r:id="rIdn0e21qje2urmq121vvok4">
         <w:r>
           <w:rPr>
             <w:i/>
@@ -78,15 +78,6 @@
     </w:p>
     <w:p>
       <w:pPr>
-        <w:pStyle w:val="Credits"/>
-        <w:spacing w:after="160"/>
-      </w:pPr>
-      <w:r>
-        <w:t xml:space="preserve">Dirección del mapa: https://mpmkr.maps.arcgis.com/apps/instant/atlas/index.html?appid=0cd1cdee853c413a84bfe4b9a6931f0d&amp;webmap=3ec83a9d66454ade8aead0a64872d931</w:t>
-      </w:r>
-    </w:p>
-    <w:p>
-      <w:pPr>
         <w:pStyle w:val="Heading2"/>
         <w:spacing w:after="20" w:before="80"/>
       </w:pPr>
@@ -726,19 +717,6 @@
       </w:pPr>
       <w:r>
         <w:t xml:space="preserve"/>
-      </w:r>
-    </w:p>
-    <w:p>
-      <w:pPr>
-        <w:pStyle w:val="Credits"/>
-        <w:spacing w:before="60" w:line="190"/>
-      </w:pPr>
-      <w:r>
-        <w:rPr>
-          <w:sz w:val="16"/>
-          <w:szCs w:val="16"/>
-        </w:rPr>
-        <w:t xml:space="preserve">Datos del mapa: National Geographic Education, from National Park Service trail information; Jeremy Atack, historical railroad data (ICPSR 36353), prepared by the MapMaker team; Native Land Digital.</w:t>
       </w:r>
     </w:p>
     <w:sectPr>

--- a/resources/dist/mapmaker/sheets/roads-trails-and-rails-west-student-sheet-es.docx
+++ b/resources/dist/mapmaker/sheets/roads-trails-and-rails-west-student-sheet-es.docx
@@ -64,7 +64,7 @@
         </w:rPr>
         <w:t xml:space="preserve">Abre el mapa en MapMaker: </w:t>
       </w:r>
-      <w:hyperlink w:history="1" r:id="rIdn0e21qje2urmq121vvok4">
+      <w:hyperlink w:history="1" r:id="rIdul0ykq4-uux8pcu4xmssx">
         <w:r>
           <w:rPr>
             <w:i/>

--- a/resources/dist/mapmaker/sheets/roads-trails-and-rails-west-student-sheet-es.docx
+++ b/resources/dist/mapmaker/sheets/roads-trails-and-rails-west-student-sheet-es.docx
@@ -64,7 +64,7 @@
         </w:rPr>
         <w:t xml:space="preserve">Abre el mapa en MapMaker: </w:t>
       </w:r>
-      <w:hyperlink w:history="1" r:id="rIdul0ykq4-uux8pcu4xmssx">
+      <w:hyperlink w:history="1" r:id="rIdlmtuy-whyuzksfyow2dky">
         <w:r>
           <w:rPr>
             <w:i/>
@@ -778,7 +778,7 @@
       <w:pStyle w:val="Credits"/>
     </w:pPr>
     <w:r>
-      <w:t xml:space="preserve">Caminos, senderos y ferrocarriles hacia el Oeste, 0.7.1.</w:t>
+      <w:t xml:space="preserve">Caminos, senderos y ferrocarriles hacia el Oeste, 0.7.2.</w:t>
     </w:r>
   </w:p>
 </w:ftr>

--- a/resources/dist/mapmaker/sheets/roads-trails-and-rails-west-student-sheet-es.docx
+++ b/resources/dist/mapmaker/sheets/roads-trails-and-rails-west-student-sheet-es.docx
@@ -64,7 +64,7 @@
         </w:rPr>
         <w:t xml:space="preserve">Abre el mapa en MapMaker: </w:t>
       </w:r>
-      <w:hyperlink w:history="1" r:id="rIdlmtuy-whyuzksfyow2dky">
+      <w:hyperlink w:history="1" r:id="rIdbmbo3trpieaixr4jhqg0y">
         <w:r>
           <w:rPr>
             <w:i/>

--- a/resources/dist/mapmaker/sheets/roads-trails-and-rails-west-student-sheet-es.docx
+++ b/resources/dist/mapmaker/sheets/roads-trails-and-rails-west-student-sheet-es.docx
@@ -64,7 +64,7 @@
         </w:rPr>
         <w:t xml:space="preserve">Abre el mapa en MapMaker: </w:t>
       </w:r>
-      <w:hyperlink w:history="1" r:id="rIdbmbo3trpieaixr4jhqg0y">
+      <w:hyperlink w:history="1" r:id="rIdyh44om_ny-xl35qyrofvc">
         <w:r>
           <w:rPr>
             <w:i/>

--- a/resources/dist/mapmaker/sheets/roads-trails-and-rails-west-student-sheet-es.docx
+++ b/resources/dist/mapmaker/sheets/roads-trails-and-rails-west-student-sheet-es.docx
@@ -64,7 +64,7 @@
         </w:rPr>
         <w:t xml:space="preserve">Abre el mapa en MapMaker: </w:t>
       </w:r>
-      <w:hyperlink w:history="1" r:id="rIdyh44om_ny-xl35qyrofvc">
+      <w:hyperlink w:history="1" r:id="rIdbqhxqudj4ykg9a-ys_fqs">
         <w:r>
           <w:rPr>
             <w:i/>
